--- a/01. Hồ sơ đạo đức đề cương - MẪU/01. QĐTLHĐ đạo đức đề cương.docx
+++ b/01. Hồ sơ đạo đức đề cương - MẪU/01. QĐTLHĐ đạo đức đề cương.docx
@@ -84,16 +84,13 @@
                 <w:sz w:val="24"/>
                 <w:szCs w:val="24"/>
               </w:rPr>
-              <w:pict w14:anchorId="6820112C">
-                <v:line id="Line 3" o:spid="_x0000_s1030" style="position:absolute;left:0;text-align:left;z-index:251660288;visibility:visible;mso-wrap-style:square;mso-width-percent:0;mso-height-percent:0;mso-wrap-distance-left:9pt;mso-wrap-distance-top:0;mso-wrap-distance-right:9pt;mso-wrap-distance-bottom:0;mso-position-horizontal:absolute;mso-position-horizontal-relative:text;mso-position-vertical:absolute;mso-position-vertical-relative:text;mso-width-percent:0;mso-height-percent:0;mso-width-relative:page;mso-height-relative:page" from="52.25pt,19.35pt" to="151.25pt,19.35pt" o:gfxdata="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"/>
-              </w:pict>
+              <w:t>Số:    /QĐ-YHUD/{{NAM}}</w:t>
             </w:r>
             <w:r>
               <w:rPr>
                 <w:sz w:val="24"/>
                 <w:szCs w:val="24"/>
               </w:rPr>
-              <w:t>Số:</w:t>
             </w:r>
             <w:r>
               <w:rPr>
@@ -101,14 +98,12 @@
                 <w:szCs w:val="24"/>
                 <w:lang w:val="vi-VN"/>
               </w:rPr>
-              <w:t xml:space="preserve">    </w:t>
             </w:r>
             <w:r>
               <w:rPr>
                 <w:sz w:val="24"/>
                 <w:szCs w:val="24"/>
               </w:rPr>
-              <w:t>/QĐ-YHUD/2024</w:t>
             </w:r>
           </w:p>
           <w:p>
@@ -237,7 +232,7 @@
                 <w:sz w:val="24"/>
                 <w:szCs w:val="24"/>
               </w:rPr>
-              <w:t xml:space="preserve">Hà Nội, ngày </w:t>
+              <w:t>Hà Nội, ngày    tháng     năm {{NAM}}</w:t>
             </w:r>
             <w:r>
               <w:rPr>
@@ -246,7 +241,6 @@
                 <w:szCs w:val="24"/>
                 <w:lang w:val="vi-VN"/>
               </w:rPr>
-              <w:t xml:space="preserve">  </w:t>
             </w:r>
             <w:r>
               <w:rPr>
@@ -254,7 +248,6 @@
                 <w:sz w:val="24"/>
                 <w:szCs w:val="24"/>
               </w:rPr>
-              <w:t xml:space="preserve"> tháng </w:t>
             </w:r>
             <w:r>
               <w:rPr>
@@ -263,7 +256,6 @@
                 <w:szCs w:val="24"/>
                 <w:lang w:val="vi-VN"/>
               </w:rPr>
-              <w:t xml:space="preserve">   </w:t>
             </w:r>
             <w:r>
               <w:rPr>
@@ -271,7 +263,6 @@
                 <w:sz w:val="24"/>
                 <w:szCs w:val="24"/>
               </w:rPr>
-              <w:t xml:space="preserve"> năm 2024</w:t>
             </w:r>
           </w:p>
         </w:tc>
@@ -604,105 +595,91 @@
           <w:szCs w:val="26"/>
           <w:lang w:val="vi-VN"/>
         </w:rPr>
-        <w:t>Điều 1.</w:t>
-      </w:r>
-      <w:r>
-        <w:rPr>
-          <w:szCs w:val="26"/>
-          <w:lang w:val="vi-VN"/>
-        </w:rPr>
-        <w:t xml:space="preserve"> Thành lập Hội đồng đạo đức trong nghiên cứu </w:t>
-      </w:r>
-      <w:r>
-        <w:rPr>
-          <w:szCs w:val="26"/>
-          <w:lang w:val="vi-VN"/>
-        </w:rPr>
-        <w:t xml:space="preserve">Y sinh xét duyệt đề tài: </w:t>
-      </w:r>
-      <w:r>
-        <w:rPr>
-          <w:szCs w:val="26"/>
-          <w:lang w:val="vi-VN"/>
-        </w:rPr>
-        <w:t>“Đánh</w:t>
-      </w:r>
-      <w:r>
-        <w:rPr>
-          <w:szCs w:val="26"/>
-          <w:lang w:val="vi-VN"/>
-        </w:rPr>
-        <w:t xml:space="preserve"> giá hiệu quả sản phẩm sữa dinh dưỡng pha sẵn KUN </w:t>
-      </w:r>
-      <w:r>
-        <w:rPr>
-          <w:szCs w:val="26"/>
-          <w:lang w:val="vi-VN"/>
-        </w:rPr>
-        <w:t xml:space="preserve">DOCTOR COLOSTRUM </w:t>
-      </w:r>
-      <w:r>
-        <w:rPr>
-          <w:szCs w:val="26"/>
-          <w:lang w:val="vi-VN"/>
-        </w:rPr>
-        <w:t xml:space="preserve">lên tình trạng dinh dưỡng, </w:t>
-      </w:r>
-      <w:r>
-        <w:rPr>
-          <w:szCs w:val="26"/>
-          <w:lang w:val="vi-VN"/>
-        </w:rPr>
-        <w:t xml:space="preserve">miễn dịch, </w:t>
-      </w:r>
-      <w:r>
-        <w:rPr>
-          <w:szCs w:val="26"/>
-          <w:lang w:val="vi-VN"/>
-        </w:rPr>
-        <w:t>tiêu hóa</w:t>
-      </w:r>
-      <w:r>
-        <w:rPr>
-          <w:szCs w:val="26"/>
-          <w:lang w:val="vi-VN"/>
-        </w:rPr>
-        <w:t xml:space="preserve"> và giấc ngủ </w:t>
-      </w:r>
-      <w:r>
-        <w:rPr>
-          <w:szCs w:val="26"/>
-          <w:lang w:val="vi-VN"/>
-        </w:rPr>
-        <w:t xml:space="preserve">của trẻ từ 24 đến </w:t>
-      </w:r>
-      <w:r>
-        <w:rPr>
-          <w:szCs w:val="26"/>
-          <w:lang w:val="vi-VN"/>
-        </w:rPr>
-        <w:t>72</w:t>
-      </w:r>
-      <w:r>
-        <w:rPr>
-          <w:szCs w:val="26"/>
-          <w:lang w:val="vi-VN"/>
-        </w:rPr>
-        <w:t xml:space="preserve"> tháng tuổi</w:t>
-      </w:r>
-      <w:r>
-        <w:rPr>
-          <w:szCs w:val="26"/>
-          <w:lang w:val="vi-VN"/>
-        </w:rPr>
-        <w:t xml:space="preserve">” </w:t>
-      </w:r>
-      <w:r>
-        <w:rPr>
-          <w:szCs w:val="26"/>
-          <w:lang w:val="vi-VN"/>
-        </w:rPr>
-        <w:t xml:space="preserve">của Viện Y học ứng dụng Việt Nam, gồm các Ông, Bà có tên sau: </w:t>
+        <w:t xml:space="preserve">Điều 1. Thành lập Hội đồng đạo đức trong nghiên cứu Y sinh xét duyệt đề tài: “{{TEN_DE_TAI}}” của Viện Y học ứng dụng Việt Nam, gồm các Ông, Bà có tên sau: </w:t>
+      </w:r>
+      <w:r>
+        <w:rPr>
+          <w:szCs w:val="26"/>
+          <w:lang w:val="vi-VN"/>
+        </w:rPr>
+      </w:r>
+      <w:r>
+        <w:rPr>
+          <w:szCs w:val="26"/>
+          <w:lang w:val="vi-VN"/>
+        </w:rPr>
+      </w:r>
+      <w:r>
+        <w:rPr>
+          <w:szCs w:val="26"/>
+          <w:lang w:val="vi-VN"/>
+        </w:rPr>
+      </w:r>
+      <w:r>
+        <w:rPr>
+          <w:szCs w:val="26"/>
+          <w:lang w:val="vi-VN"/>
+        </w:rPr>
+      </w:r>
+      <w:r>
+        <w:rPr>
+          <w:szCs w:val="26"/>
+          <w:lang w:val="vi-VN"/>
+        </w:rPr>
+      </w:r>
+      <w:r>
+        <w:rPr>
+          <w:szCs w:val="26"/>
+          <w:lang w:val="vi-VN"/>
+        </w:rPr>
+      </w:r>
+      <w:r>
+        <w:rPr>
+          <w:szCs w:val="26"/>
+          <w:lang w:val="vi-VN"/>
+        </w:rPr>
+      </w:r>
+      <w:r>
+        <w:rPr>
+          <w:szCs w:val="26"/>
+          <w:lang w:val="vi-VN"/>
+        </w:rPr>
+      </w:r>
+      <w:r>
+        <w:rPr>
+          <w:szCs w:val="26"/>
+          <w:lang w:val="vi-VN"/>
+        </w:rPr>
+      </w:r>
+      <w:r>
+        <w:rPr>
+          <w:szCs w:val="26"/>
+          <w:lang w:val="vi-VN"/>
+        </w:rPr>
+      </w:r>
+      <w:r>
+        <w:rPr>
+          <w:szCs w:val="26"/>
+          <w:lang w:val="vi-VN"/>
+        </w:rPr>
+      </w:r>
+      <w:r>
+        <w:rPr>
+          <w:szCs w:val="26"/>
+          <w:lang w:val="vi-VN"/>
+        </w:rPr>
+      </w:r>
+      <w:r>
+        <w:rPr>
+          <w:szCs w:val="26"/>
+          <w:lang w:val="vi-VN"/>
+        </w:rPr>
+      </w:r>
+      <w:r>
+        <w:rPr>
+          <w:szCs w:val="26"/>
+          <w:lang w:val="vi-VN"/>
+        </w:rPr>
       </w:r>
     </w:p>
     <w:tbl>

--- a/01. Hồ sơ đạo đức đề cương - MẪU/01. QĐTLHĐ đạo đức đề cương.docx
+++ b/01. Hồ sơ đạo đức đề cương - MẪU/01. QĐTLHĐ đạo đức đề cương.docx
@@ -1,6 +1,6 @@
 
 <file path=word/document.xml><?xml version="1.0" encoding="utf-8"?>
-<w:document xmlns:wpc="http://schemas.microsoft.com/office/word/2010/wordprocessingCanvas" xmlns:cx="http://schemas.microsoft.com/office/drawing/2014/chartex" xmlns:cx1="http://schemas.microsoft.com/office/drawing/2015/9/8/chartex" xmlns:cx2="http://schemas.microsoft.com/office/drawing/2015/10/21/chartex" xmlns:cx3="http://schemas.microsoft.com/office/drawing/2016/5/9/chartex" xmlns:cx4="http://schemas.microsoft.com/office/drawing/2016/5/10/chartex" xmlns:cx5="http://schemas.microsoft.com/office/drawing/2016/5/11/chartex" xmlns:cx6="http://schemas.microsoft.com/office/drawing/2016/5/12/chartex" xmlns:cx7="http://schemas.microsoft.com/office/drawing/2016/5/13/chartex" xmlns:cx8="http://schemas.microsoft.com/office/drawing/2016/5/14/chartex" xmlns:mc="http://schemas.openxmlformats.org/markup-compatibility/2006" xmlns:aink="http://schemas.microsoft.com/office/drawing/2016/ink" xmlns:am3d="http://schemas.microsoft.com/office/drawing/2017/model3d" xmlns:o="urn:schemas-microsoft-com:office:office" xmlns:oel="http://schemas.microsoft.com/office/2019/extlst" xmlns:r="http://schemas.openxmlformats.org/officeDocument/2006/relationships" xmlns:m="http://schemas.openxmlformats.org/officeDocument/2006/math" xmlns:v="urn:schemas-microsoft-com:vml" xmlns:wp14="http://schemas.microsoft.com/office/word/2010/wordprocessingDrawing" xmlns:wp="http://schemas.openxmlformats.org/drawingml/2006/wordprocessingDrawing" xmlns:w10="urn:schemas-microsoft-com:office:word" xmlns:w="http://schemas.openxmlformats.org/wordprocessingml/2006/main" xmlns:w14="http://schemas.microsoft.com/office/word/2010/wordml" xmlns:w15="http://schemas.microsoft.com/office/word/2012/wordml" xmlns:w16cex="http://schemas.microsoft.com/office/word/2018/wordml/cex" xmlns:w16cid="http://schemas.microsoft.com/office/word/2016/wordml/cid" xmlns:w16="http://schemas.microsoft.com/office/word/2018/wordml" xmlns:w16du="http://schemas.microsoft.com/office/word/2023/wordml/word16du" xmlns:w16sdtdh="http://schemas.microsoft.com/office/word/2020/wordml/sdtdatahash" xmlns:w16se="http://schemas.microsoft.com/office/word/2015/wordml/symex" xmlns:wpg="http://schemas.microsoft.com/office/word/2010/wordprocessingGroup" xmlns:wpi="http://schemas.microsoft.com/office/word/2010/wordprocessingInk" xmlns:wne="http://schemas.microsoft.com/office/word/2006/wordml" xmlns:wps="http://schemas.microsoft.com/office/word/2010/wordprocessingShape" mc:Ignorable="w14 w15 w16se w16cid w16 w16cex w16sdtdh w16du wp14">
+<w:document xmlns:wpc="http://schemas.microsoft.com/office/word/2010/wordprocessingCanvas" xmlns:cx="http://schemas.microsoft.com/office/drawing/2014/chartex" xmlns:cx1="http://schemas.microsoft.com/office/drawing/2015/9/8/chartex" xmlns:cx2="http://schemas.microsoft.com/office/drawing/2015/10/21/chartex" xmlns:cx3="http://schemas.microsoft.com/office/drawing/2016/5/9/chartex" xmlns:cx4="http://schemas.microsoft.com/office/drawing/2016/5/10/chartex" xmlns:cx5="http://schemas.microsoft.com/office/drawing/2016/5/11/chartex" xmlns:cx6="http://schemas.microsoft.com/office/drawing/2016/5/12/chartex" xmlns:cx7="http://schemas.microsoft.com/office/drawing/2016/5/13/chartex" xmlns:cx8="http://schemas.microsoft.com/office/drawing/2016/5/14/chartex" xmlns:mc="http://schemas.openxmlformats.org/markup-compatibility/2006" xmlns:aink="http://schemas.microsoft.com/office/drawing/2016/ink" xmlns:am3d="http://schemas.microsoft.com/office/drawing/2017/model3d" xmlns:o="urn:schemas-microsoft-com:office:office" xmlns:oel="http://schemas.microsoft.com/office/2019/extlst" xmlns:r="http://schemas.openxmlformats.org/officeDocument/2006/relationships" xmlns:m="http://schemas.openxmlformats.org/officeDocument/2006/math" xmlns:v="urn:schemas-microsoft-com:vml" xmlns:wp14="http://schemas.microsoft.com/office/word/2010/wordprocessingDrawing" xmlns:wp="http://schemas.openxmlformats.org/drawingml/2006/wordprocessingDrawing" xmlns:w10="urn:schemas-microsoft-com:office:word" xmlns:w="http://schemas.openxmlformats.org/wordprocessingml/2006/main" xmlns:w14="http://schemas.microsoft.com/office/word/2010/wordml" xmlns:w15="http://schemas.microsoft.com/office/word/2012/wordml" xmlns:w16cex="http://schemas.microsoft.com/office/word/2018/wordml/cex" xmlns:w16cid="http://schemas.microsoft.com/office/word/2016/wordml/cid" xmlns:w16="http://schemas.microsoft.com/office/word/2018/wordml" xmlns:w16du="http://schemas.microsoft.com/office/word/2023/wordml/word16du" xmlns:w16sdtdh="http://schemas.microsoft.com/office/word/2020/wordml/sdtdatahash" xmlns:w16sdtfl="http://schemas.microsoft.com/office/word/2024/wordml/sdtformatlock" xmlns:w16se="http://schemas.microsoft.com/office/word/2015/wordml/symex" xmlns:wpg="http://schemas.microsoft.com/office/word/2010/wordprocessingGroup" xmlns:wpi="http://schemas.microsoft.com/office/word/2010/wordprocessingInk" xmlns:wne="http://schemas.microsoft.com/office/word/2006/wordml" xmlns:wps="http://schemas.microsoft.com/office/word/2010/wordprocessingShape" mc:Ignorable="w14 w15 w16se w16cid w16 w16cex w16sdtdh w16sdtfl w16du wp14">
   <w:body>
     <w:tbl>
       <w:tblPr>
@@ -84,13 +84,16 @@
                 <w:sz w:val="24"/>
                 <w:szCs w:val="24"/>
               </w:rPr>
-              <w:t>Số:    /QĐ-YHUD/{{NAM}}</w:t>
+              <w:pict w14:anchorId="6820112C">
+                <v:line id="Line 3" o:spid="_x0000_s1030" style="position:absolute;left:0;text-align:left;z-index:251660288;visibility:visible;mso-wrap-style:square;mso-width-percent:0;mso-height-percent:0;mso-wrap-distance-left:9pt;mso-wrap-distance-top:0;mso-wrap-distance-right:9pt;mso-wrap-distance-bottom:0;mso-position-horizontal:absolute;mso-position-horizontal-relative:text;mso-position-vertical:absolute;mso-position-vertical-relative:text;mso-width-percent:0;mso-height-percent:0;mso-width-relative:page;mso-height-relative:page" from="52.25pt,19.35pt" to="151.25pt,19.35pt" o:gfxdata="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"/>
+              </w:pict>
             </w:r>
             <w:r>
               <w:rPr>
                 <w:sz w:val="24"/>
                 <w:szCs w:val="24"/>
               </w:rPr>
+              <w:t>Số:</w:t>
             </w:r>
             <w:r>
               <w:rPr>
@@ -98,12 +101,21 @@
                 <w:szCs w:val="24"/>
                 <w:lang w:val="vi-VN"/>
               </w:rPr>
+              <w:t xml:space="preserve">    </w:t>
             </w:r>
             <w:r>
               <w:rPr>
                 <w:sz w:val="24"/>
                 <w:szCs w:val="24"/>
               </w:rPr>
+              <w:t>/QĐ-YHUD/</w:t>
+            </w:r>
+            <w:r>
+              <w:rPr>
+                <w:sz w:val="24"/>
+                <w:szCs w:val="24"/>
+              </w:rPr>
+              <w:t>{{NAM}}</w:t>
             </w:r>
           </w:p>
           <w:p>
@@ -232,7 +244,7 @@
                 <w:sz w:val="24"/>
                 <w:szCs w:val="24"/>
               </w:rPr>
-              <w:t>Hà Nội, ngày    tháng     năm {{NAM}}</w:t>
+              <w:t xml:space="preserve">Hà Nội, ngày </w:t>
             </w:r>
             <w:r>
               <w:rPr>
@@ -241,6 +253,7 @@
                 <w:szCs w:val="24"/>
                 <w:lang w:val="vi-VN"/>
               </w:rPr>
+              <w:t xml:space="preserve">  </w:t>
             </w:r>
             <w:r>
               <w:rPr>
@@ -248,6 +261,7 @@
                 <w:sz w:val="24"/>
                 <w:szCs w:val="24"/>
               </w:rPr>
+              <w:t xml:space="preserve"> tháng </w:t>
             </w:r>
             <w:r>
               <w:rPr>
@@ -256,6 +270,7 @@
                 <w:szCs w:val="24"/>
                 <w:lang w:val="vi-VN"/>
               </w:rPr>
+              <w:t xml:space="preserve">   </w:t>
             </w:r>
             <w:r>
               <w:rPr>
@@ -263,6 +278,15 @@
                 <w:sz w:val="24"/>
                 <w:szCs w:val="24"/>
               </w:rPr>
+              <w:t xml:space="preserve"> năm </w:t>
+            </w:r>
+            <w:r>
+              <w:rPr>
+                <w:i/>
+                <w:sz w:val="24"/>
+                <w:szCs w:val="24"/>
+              </w:rPr>
+              <w:t>{{NAM}}</w:t>
             </w:r>
           </w:p>
         </w:tc>
@@ -595,91 +619,49 @@
           <w:szCs w:val="26"/>
           <w:lang w:val="vi-VN"/>
         </w:rPr>
-        <w:t xml:space="preserve">Điều 1. Thành lập Hội đồng đạo đức trong nghiên cứu Y sinh xét duyệt đề tài: “{{TEN_DE_TAI}}” của Viện Y học ứng dụng Việt Nam, gồm các Ông, Bà có tên sau: </w:t>
-      </w:r>
-      <w:r>
-        <w:rPr>
-          <w:szCs w:val="26"/>
-          <w:lang w:val="vi-VN"/>
-        </w:rPr>
-      </w:r>
-      <w:r>
-        <w:rPr>
-          <w:szCs w:val="26"/>
-          <w:lang w:val="vi-VN"/>
-        </w:rPr>
-      </w:r>
-      <w:r>
-        <w:rPr>
-          <w:szCs w:val="26"/>
-          <w:lang w:val="vi-VN"/>
-        </w:rPr>
-      </w:r>
-      <w:r>
-        <w:rPr>
-          <w:szCs w:val="26"/>
-          <w:lang w:val="vi-VN"/>
-        </w:rPr>
-      </w:r>
-      <w:r>
-        <w:rPr>
-          <w:szCs w:val="26"/>
-          <w:lang w:val="vi-VN"/>
-        </w:rPr>
-      </w:r>
-      <w:r>
-        <w:rPr>
-          <w:szCs w:val="26"/>
-          <w:lang w:val="vi-VN"/>
-        </w:rPr>
-      </w:r>
-      <w:r>
-        <w:rPr>
-          <w:szCs w:val="26"/>
-          <w:lang w:val="vi-VN"/>
-        </w:rPr>
-      </w:r>
-      <w:r>
-        <w:rPr>
-          <w:szCs w:val="26"/>
-          <w:lang w:val="vi-VN"/>
-        </w:rPr>
-      </w:r>
-      <w:r>
-        <w:rPr>
-          <w:szCs w:val="26"/>
-          <w:lang w:val="vi-VN"/>
-        </w:rPr>
-      </w:r>
-      <w:r>
-        <w:rPr>
-          <w:szCs w:val="26"/>
-          <w:lang w:val="vi-VN"/>
-        </w:rPr>
-      </w:r>
-      <w:r>
-        <w:rPr>
-          <w:szCs w:val="26"/>
-          <w:lang w:val="vi-VN"/>
-        </w:rPr>
-      </w:r>
-      <w:r>
-        <w:rPr>
-          <w:szCs w:val="26"/>
-          <w:lang w:val="vi-VN"/>
-        </w:rPr>
-      </w:r>
-      <w:r>
-        <w:rPr>
-          <w:szCs w:val="26"/>
-          <w:lang w:val="vi-VN"/>
-        </w:rPr>
-      </w:r>
-      <w:r>
-        <w:rPr>
-          <w:szCs w:val="26"/>
-          <w:lang w:val="vi-VN"/>
-        </w:rPr>
+        <w:t>Điều 1.</w:t>
+      </w:r>
+      <w:r>
+        <w:rPr>
+          <w:szCs w:val="26"/>
+          <w:lang w:val="vi-VN"/>
+        </w:rPr>
+        <w:t xml:space="preserve"> Thành lập Hội đồng đạo đức trong nghiên cứu </w:t>
+      </w:r>
+      <w:r>
+        <w:rPr>
+          <w:szCs w:val="26"/>
+          <w:lang w:val="vi-VN"/>
+        </w:rPr>
+        <w:t xml:space="preserve">Y sinh xét duyệt đề tài: </w:t>
+      </w:r>
+      <w:r>
+        <w:rPr>
+          <w:szCs w:val="26"/>
+          <w:lang w:val="vi-VN"/>
+        </w:rPr>
+        <w:t>“</w:t>
+      </w:r>
+      <w:r>
+        <w:rPr>
+          <w:szCs w:val="26"/>
+          <w:lang w:val="vi-VN"/>
+        </w:rPr>
+        <w:t>{{TEN_DE_TAI}}</w:t>
+      </w:r>
+      <w:r>
+        <w:rPr>
+          <w:szCs w:val="26"/>
+          <w:lang w:val="vi-VN"/>
+        </w:rPr>
+        <w:t xml:space="preserve">” </w:t>
+      </w:r>
+      <w:r>
+        <w:rPr>
+          <w:szCs w:val="26"/>
+          <w:lang w:val="vi-VN"/>
+        </w:rPr>
+        <w:t xml:space="preserve">của Viện Y học ứng dụng Việt Nam, gồm các Ông, Bà có tên sau: </w:t>
       </w:r>
     </w:p>
     <w:tbl>
@@ -696,7 +678,6 @@
         <w:tc>
           <w:tcPr>
             <w:tcW w:w="3618" w:type="dxa"/>
-            <w:shd w:val="clear" w:color="auto" w:fill="auto"/>
           </w:tcPr>
           <w:p>
             <w:pPr>
@@ -758,7 +739,6 @@
         <w:tc>
           <w:tcPr>
             <w:tcW w:w="4027" w:type="dxa"/>
-            <w:shd w:val="clear" w:color="auto" w:fill="auto"/>
           </w:tcPr>
           <w:p>
             <w:pPr>
@@ -786,7 +766,6 @@
         <w:tc>
           <w:tcPr>
             <w:tcW w:w="2077" w:type="dxa"/>
-            <w:shd w:val="clear" w:color="auto" w:fill="auto"/>
           </w:tcPr>
           <w:p>
             <w:pPr>
@@ -823,7 +802,6 @@
         <w:tc>
           <w:tcPr>
             <w:tcW w:w="3618" w:type="dxa"/>
-            <w:shd w:val="clear" w:color="auto" w:fill="auto"/>
           </w:tcPr>
           <w:p>
             <w:pPr>
@@ -855,7 +833,6 @@
         <w:tc>
           <w:tcPr>
             <w:tcW w:w="4027" w:type="dxa"/>
-            <w:shd w:val="clear" w:color="auto" w:fill="auto"/>
           </w:tcPr>
           <w:p>
             <w:pPr>
@@ -882,7 +859,6 @@
         <w:tc>
           <w:tcPr>
             <w:tcW w:w="2077" w:type="dxa"/>
-            <w:shd w:val="clear" w:color="auto" w:fill="auto"/>
           </w:tcPr>
           <w:p>
             <w:pPr>
@@ -904,7 +880,6 @@
         <w:tc>
           <w:tcPr>
             <w:tcW w:w="3618" w:type="dxa"/>
-            <w:shd w:val="clear" w:color="auto" w:fill="auto"/>
           </w:tcPr>
           <w:p>
             <w:pPr>
@@ -948,7 +923,6 @@
         <w:tc>
           <w:tcPr>
             <w:tcW w:w="4027" w:type="dxa"/>
-            <w:shd w:val="clear" w:color="auto" w:fill="auto"/>
           </w:tcPr>
           <w:p>
             <w:pPr>
@@ -970,7 +944,6 @@
         <w:tc>
           <w:tcPr>
             <w:tcW w:w="2077" w:type="dxa"/>
-            <w:shd w:val="clear" w:color="auto" w:fill="auto"/>
           </w:tcPr>
           <w:p>
             <w:pPr>
@@ -992,7 +965,6 @@
         <w:tc>
           <w:tcPr>
             <w:tcW w:w="3618" w:type="dxa"/>
-            <w:shd w:val="clear" w:color="auto" w:fill="auto"/>
           </w:tcPr>
           <w:p>
             <w:pPr>
@@ -1027,7 +999,6 @@
         <w:tc>
           <w:tcPr>
             <w:tcW w:w="4027" w:type="dxa"/>
-            <w:shd w:val="clear" w:color="auto" w:fill="auto"/>
           </w:tcPr>
           <w:p>
             <w:pPr>
@@ -1051,7 +1022,6 @@
         <w:tc>
           <w:tcPr>
             <w:tcW w:w="2077" w:type="dxa"/>
-            <w:shd w:val="clear" w:color="auto" w:fill="auto"/>
           </w:tcPr>
           <w:p>
             <w:pPr>
@@ -1075,7 +1045,6 @@
         <w:tc>
           <w:tcPr>
             <w:tcW w:w="3618" w:type="dxa"/>
-            <w:shd w:val="clear" w:color="auto" w:fill="auto"/>
           </w:tcPr>
           <w:p>
             <w:pPr>
@@ -1103,7 +1072,6 @@
         <w:tc>
           <w:tcPr>
             <w:tcW w:w="4027" w:type="dxa"/>
-            <w:shd w:val="clear" w:color="auto" w:fill="auto"/>
           </w:tcPr>
           <w:p>
             <w:pPr>
@@ -1126,7 +1094,6 @@
         <w:tc>
           <w:tcPr>
             <w:tcW w:w="2077" w:type="dxa"/>
-            <w:shd w:val="clear" w:color="auto" w:fill="auto"/>
           </w:tcPr>
           <w:p>
             <w:pPr>
@@ -1200,7 +1167,6 @@
         <w:tc>
           <w:tcPr>
             <w:tcW w:w="3618" w:type="dxa"/>
-            <w:shd w:val="clear" w:color="auto" w:fill="auto"/>
           </w:tcPr>
           <w:p>
             <w:pPr>
@@ -1238,7 +1204,6 @@
         <w:tc>
           <w:tcPr>
             <w:tcW w:w="6057" w:type="dxa"/>
-            <w:shd w:val="clear" w:color="auto" w:fill="auto"/>
           </w:tcPr>
           <w:p>
             <w:pPr>
@@ -1260,7 +1225,6 @@
         <w:tc>
           <w:tcPr>
             <w:tcW w:w="3618" w:type="dxa"/>
-            <w:shd w:val="clear" w:color="auto" w:fill="auto"/>
           </w:tcPr>
           <w:p>
             <w:pPr>
@@ -1298,7 +1262,6 @@
         <w:tc>
           <w:tcPr>
             <w:tcW w:w="6057" w:type="dxa"/>
-            <w:shd w:val="clear" w:color="auto" w:fill="auto"/>
           </w:tcPr>
           <w:p>
             <w:pPr>
@@ -1740,7 +1703,7 @@
 </file>
 
 <file path=word/numbering.xml><?xml version="1.0" encoding="utf-8"?>
-<w:numbering xmlns:wpc="http://schemas.microsoft.com/office/word/2010/wordprocessingCanvas" xmlns:cx="http://schemas.microsoft.com/office/drawing/2014/chartex" xmlns:cx1="http://schemas.microsoft.com/office/drawing/2015/9/8/chartex" xmlns:cx2="http://schemas.microsoft.com/office/drawing/2015/10/21/chartex" xmlns:cx3="http://schemas.microsoft.com/office/drawing/2016/5/9/chartex" xmlns:cx4="http://schemas.microsoft.com/office/drawing/2016/5/10/chartex" xmlns:cx5="http://schemas.microsoft.com/office/drawing/2016/5/11/chartex" xmlns:cx6="http://schemas.microsoft.com/office/drawing/2016/5/12/chartex" xmlns:cx7="http://schemas.microsoft.com/office/drawing/2016/5/13/chartex" xmlns:cx8="http://schemas.microsoft.com/office/drawing/2016/5/14/chartex" xmlns:mc="http://schemas.openxmlformats.org/markup-compatibility/2006" xmlns:aink="http://schemas.microsoft.com/office/drawing/2016/ink" xmlns:am3d="http://schemas.microsoft.com/office/drawing/2017/model3d" xmlns:o="urn:schemas-microsoft-com:office:office" xmlns:oel="http://schemas.microsoft.com/office/2019/extlst" xmlns:r="http://schemas.openxmlformats.org/officeDocument/2006/relationships" xmlns:m="http://schemas.openxmlformats.org/officeDocument/2006/math" xmlns:v="urn:schemas-microsoft-com:vml" xmlns:wp14="http://schemas.microsoft.com/office/word/2010/wordprocessingDrawing" xmlns:wp="http://schemas.openxmlformats.org/drawingml/2006/wordprocessingDrawing" xmlns:w10="urn:schemas-microsoft-com:office:word" xmlns:w="http://schemas.openxmlformats.org/wordprocessingml/2006/main" xmlns:w14="http://schemas.microsoft.com/office/word/2010/wordml" xmlns:w15="http://schemas.microsoft.com/office/word/2012/wordml" xmlns:w16cex="http://schemas.microsoft.com/office/word/2018/wordml/cex" xmlns:w16cid="http://schemas.microsoft.com/office/word/2016/wordml/cid" xmlns:w16="http://schemas.microsoft.com/office/word/2018/wordml" xmlns:w16du="http://schemas.microsoft.com/office/word/2023/wordml/word16du" xmlns:w16sdtdh="http://schemas.microsoft.com/office/word/2020/wordml/sdtdatahash" xmlns:w16se="http://schemas.microsoft.com/office/word/2015/wordml/symex" xmlns:wpg="http://schemas.microsoft.com/office/word/2010/wordprocessingGroup" xmlns:wpi="http://schemas.microsoft.com/office/word/2010/wordprocessingInk" xmlns:wne="http://schemas.microsoft.com/office/word/2006/wordml" xmlns:wps="http://schemas.microsoft.com/office/word/2010/wordprocessingShape" mc:Ignorable="w14 w15 w16se w16cid w16 w16cex w16sdtdh w16du wp14">
+<w:numbering xmlns:wpc="http://schemas.microsoft.com/office/word/2010/wordprocessingCanvas" xmlns:cx="http://schemas.microsoft.com/office/drawing/2014/chartex" xmlns:cx1="http://schemas.microsoft.com/office/drawing/2015/9/8/chartex" xmlns:cx2="http://schemas.microsoft.com/office/drawing/2015/10/21/chartex" xmlns:cx3="http://schemas.microsoft.com/office/drawing/2016/5/9/chartex" xmlns:cx4="http://schemas.microsoft.com/office/drawing/2016/5/10/chartex" xmlns:cx5="http://schemas.microsoft.com/office/drawing/2016/5/11/chartex" xmlns:cx6="http://schemas.microsoft.com/office/drawing/2016/5/12/chartex" xmlns:cx7="http://schemas.microsoft.com/office/drawing/2016/5/13/chartex" xmlns:cx8="http://schemas.microsoft.com/office/drawing/2016/5/14/chartex" xmlns:mc="http://schemas.openxmlformats.org/markup-compatibility/2006" xmlns:aink="http://schemas.microsoft.com/office/drawing/2016/ink" xmlns:am3d="http://schemas.microsoft.com/office/drawing/2017/model3d" xmlns:o="urn:schemas-microsoft-com:office:office" xmlns:oel="http://schemas.microsoft.com/office/2019/extlst" xmlns:r="http://schemas.openxmlformats.org/officeDocument/2006/relationships" xmlns:m="http://schemas.openxmlformats.org/officeDocument/2006/math" xmlns:v="urn:schemas-microsoft-com:vml" xmlns:wp14="http://schemas.microsoft.com/office/word/2010/wordprocessingDrawing" xmlns:wp="http://schemas.openxmlformats.org/drawingml/2006/wordprocessingDrawing" xmlns:w10="urn:schemas-microsoft-com:office:word" xmlns:w="http://schemas.openxmlformats.org/wordprocessingml/2006/main" xmlns:w14="http://schemas.microsoft.com/office/word/2010/wordml" xmlns:w15="http://schemas.microsoft.com/office/word/2012/wordml" xmlns:w16cex="http://schemas.microsoft.com/office/word/2018/wordml/cex" xmlns:w16cid="http://schemas.microsoft.com/office/word/2016/wordml/cid" xmlns:w16="http://schemas.microsoft.com/office/word/2018/wordml" xmlns:w16du="http://schemas.microsoft.com/office/word/2023/wordml/word16du" xmlns:w16sdtdh="http://schemas.microsoft.com/office/word/2020/wordml/sdtdatahash" xmlns:w16sdtfl="http://schemas.microsoft.com/office/word/2024/wordml/sdtformatlock" xmlns:w16se="http://schemas.microsoft.com/office/word/2015/wordml/symex" xmlns:wpg="http://schemas.microsoft.com/office/word/2010/wordprocessingGroup" xmlns:wpi="http://schemas.microsoft.com/office/word/2010/wordprocessingInk" xmlns:wne="http://schemas.microsoft.com/office/word/2006/wordml" xmlns:wps="http://schemas.microsoft.com/office/word/2010/wordprocessingShape" mc:Ignorable="w14 w15 w16se w16cid w16 w16cex w16sdtdh w16sdtfl w16du wp14">
   <w:abstractNum w:abstractNumId="0" w15:restartNumberingAfterBreak="0">
     <w:nsid w:val="133E70CE"/>
     <w:multiLevelType w:val="hybridMultilevel"/>
@@ -2672,7 +2635,7 @@
 </file>
 
 <file path=word/styles.xml><?xml version="1.0" encoding="utf-8"?>
-<w:styles xmlns:mc="http://schemas.openxmlformats.org/markup-compatibility/2006" xmlns:r="http://schemas.openxmlformats.org/officeDocument/2006/relationships" xmlns:w="http://schemas.openxmlformats.org/wordprocessingml/2006/main" xmlns:w14="http://schemas.microsoft.com/office/word/2010/wordml" xmlns:w15="http://schemas.microsoft.com/office/word/2012/wordml" xmlns:w16cex="http://schemas.microsoft.com/office/word/2018/wordml/cex" xmlns:w16cid="http://schemas.microsoft.com/office/word/2016/wordml/cid" xmlns:w16="http://schemas.microsoft.com/office/word/2018/wordml" xmlns:w16du="http://schemas.microsoft.com/office/word/2023/wordml/word16du" xmlns:w16sdtdh="http://schemas.microsoft.com/office/word/2020/wordml/sdtdatahash" xmlns:w16se="http://schemas.microsoft.com/office/word/2015/wordml/symex" mc:Ignorable="w14 w15 w16se w16cid w16 w16cex w16sdtdh w16du">
+<w:styles xmlns:mc="http://schemas.openxmlformats.org/markup-compatibility/2006" xmlns:r="http://schemas.openxmlformats.org/officeDocument/2006/relationships" xmlns:w="http://schemas.openxmlformats.org/wordprocessingml/2006/main" xmlns:w14="http://schemas.microsoft.com/office/word/2010/wordml" xmlns:w15="http://schemas.microsoft.com/office/word/2012/wordml" xmlns:w16cex="http://schemas.microsoft.com/office/word/2018/wordml/cex" xmlns:w16cid="http://schemas.microsoft.com/office/word/2016/wordml/cid" xmlns:w16="http://schemas.microsoft.com/office/word/2018/wordml" xmlns:w16du="http://schemas.microsoft.com/office/word/2023/wordml/word16du" xmlns:w16sdtdh="http://schemas.microsoft.com/office/word/2020/wordml/sdtdatahash" xmlns:w16sdtfl="http://schemas.microsoft.com/office/word/2024/wordml/sdtformatlock" xmlns:w16se="http://schemas.microsoft.com/office/word/2015/wordml/symex" mc:Ignorable="w14 w15 w16se w16cid w16 w16cex w16sdtdh w16sdtfl w16du">
   <w:docDefaults>
     <w:rPrDefault>
       <w:rPr>

--- a/01. Hồ sơ đạo đức đề cương - MẪU/01. QĐTLHĐ đạo đức đề cương.docx
+++ b/01. Hồ sơ đạo đức đề cương - MẪU/01. QĐTLHĐ đạo đức đề cương.docx
@@ -695,44 +695,7 @@
               <w:rPr>
                 <w:szCs w:val="26"/>
               </w:rPr>
-              <w:t>PGs.</w:t>
-            </w:r>
-            <w:r>
-              <w:rPr>
-                <w:szCs w:val="26"/>
-              </w:rPr>
-              <w:t xml:space="preserve"> </w:t>
-            </w:r>
-            <w:r>
-              <w:rPr>
-                <w:szCs w:val="26"/>
-              </w:rPr>
-              <w:t>Ts</w:t>
-            </w:r>
-            <w:r>
-              <w:rPr>
-                <w:szCs w:val="26"/>
-              </w:rPr>
-              <w:t>.</w:t>
-            </w:r>
-            <w:r>
-              <w:rPr>
-                <w:szCs w:val="26"/>
-              </w:rPr>
-              <w:t xml:space="preserve"> </w:t>
-            </w:r>
-            <w:r>
-              <w:rPr>
-                <w:szCs w:val="26"/>
-              </w:rPr>
-              <w:t>Hoàng</w:t>
-            </w:r>
-            <w:r>
-              <w:rPr>
-                <w:szCs w:val="26"/>
-                <w:lang w:val="vi-VN"/>
-              </w:rPr>
-              <w:t xml:space="preserve"> Thị Thanh</w:t>
+              <w:t>[Họ và tên Chủ tịch HĐ]</w:t>
             </w:r>
           </w:p>
         </w:tc>
@@ -752,14 +715,7 @@
               <w:rPr>
                 <w:szCs w:val="26"/>
               </w:rPr>
-              <w:t>Hội</w:t>
-            </w:r>
-            <w:r>
-              <w:rPr>
-                <w:szCs w:val="26"/>
-                <w:lang w:val="vi-VN"/>
-              </w:rPr>
-              <w:t xml:space="preserve"> đồng Đạo đức trong nghiên cứu y sinh học Quốc gia</w:t>
+              <w:t>[Đơn vị công tác]</w:t>
             </w:r>
           </w:p>
         </w:tc>
@@ -819,14 +775,7 @@
               <w:rPr>
                 <w:szCs w:val="26"/>
               </w:rPr>
-              <w:t>Gs. Ts.</w:t>
-            </w:r>
-            <w:r>
-              <w:rPr>
-                <w:szCs w:val="26"/>
-                <w:lang w:val="vi-VN"/>
-              </w:rPr>
-              <w:t xml:space="preserve"> Nguyễn Công Khẩn</w:t>
+              <w:t>[Họ và tên Phản biện 1]</w:t>
             </w:r>
           </w:p>
         </w:tc>
@@ -845,14 +794,7 @@
               <w:rPr>
                 <w:szCs w:val="26"/>
               </w:rPr>
-              <w:t>Hội</w:t>
-            </w:r>
-            <w:r>
-              <w:rPr>
-                <w:szCs w:val="26"/>
-                <w:lang w:val="vi-VN"/>
-              </w:rPr>
-              <w:t xml:space="preserve"> đồng Đạo đức trong nghiên cứu y sinh học Quốc gia</w:t>
+              <w:t>[Đơn vị công tác]</w:t>
             </w:r>
           </w:p>
         </w:tc>
@@ -897,26 +839,7 @@
               <w:rPr>
                 <w:szCs w:val="26"/>
               </w:rPr>
-              <w:t>P</w:t>
-            </w:r>
-            <w:r>
-              <w:rPr>
-                <w:szCs w:val="26"/>
-              </w:rPr>
-              <w:t xml:space="preserve">Gs. Ts. </w:t>
-            </w:r>
-            <w:r>
-              <w:rPr>
-                <w:szCs w:val="26"/>
-              </w:rPr>
-              <w:t>Trần</w:t>
-            </w:r>
-            <w:r>
-              <w:rPr>
-                <w:szCs w:val="26"/>
-                <w:lang w:val="vi-VN"/>
-              </w:rPr>
-              <w:t xml:space="preserve"> Quang Trung</w:t>
+              <w:t>[Họ và tên Phản biện 2]</w:t>
             </w:r>
           </w:p>
         </w:tc>
@@ -937,7 +860,7 @@
                 <w:szCs w:val="26"/>
                 <w:lang w:val="vi-VN"/>
               </w:rPr>
-              <w:t>Hiệp hội Sữa Việt Nam</w:t>
+              <w:t>[Đơn vị công tác]</w:t>
             </w:r>
           </w:p>
         </w:tc>
@@ -984,15 +907,7 @@
                 <w:szCs w:val="26"/>
                 <w:highlight w:val="yellow"/>
               </w:rPr>
-              <w:t>PGs</w:t>
-            </w:r>
-            <w:r>
-              <w:rPr>
-                <w:szCs w:val="26"/>
-                <w:highlight w:val="yellow"/>
-                <w:lang w:val="vi-VN"/>
-              </w:rPr>
-              <w:t>. Ts. Lê Bạch Mai</w:t>
+              <w:t>[Họ và tên Ủy viên 1]</w:t>
             </w:r>
           </w:p>
         </w:tc>
@@ -1015,7 +930,7 @@
                 <w:highlight w:val="yellow"/>
                 <w:lang w:val="vi-VN"/>
               </w:rPr>
-              <w:t>Hội Dinh dưỡng</w:t>
+              <w:t>[Đơn vị công tác]</w:t>
             </w:r>
           </w:p>
         </w:tc>
@@ -1065,7 +980,7 @@
                 <w:highlight w:val="yellow"/>
                 <w:lang w:val="vi-VN"/>
               </w:rPr>
-              <w:t>Ts. Nguyễn Thanh Tuấn</w:t>
+              <w:t>[Họ và tên Ủy viên 2]</w:t>
             </w:r>
           </w:p>
         </w:tc>
@@ -1087,7 +1002,7 @@
                 <w:highlight w:val="yellow"/>
                 <w:lang w:val="vi-VN"/>
               </w:rPr>
-              <w:t>Tổ chức Sức khỏe Gia đình Quốc tế</w:t>
+              <w:t>[Đơn vị công tác]</w:t>
             </w:r>
           </w:p>
         </w:tc>
@@ -1136,7 +1051,6 @@
           <w:b/>
           <w:szCs w:val="26"/>
         </w:rPr>
-        <w:lastRenderedPageBreak/>
         <w:t xml:space="preserve">Tổ </w:t>
       </w:r>
       <w:r>
@@ -1184,20 +1098,8 @@
               <w:rPr>
                 <w:szCs w:val="26"/>
               </w:rPr>
-              <w:t xml:space="preserve"> </w:t>
-            </w:r>
-            <w:r>
-              <w:rPr>
-                <w:szCs w:val="26"/>
-              </w:rPr>
-              <w:t>Hoàng</w:t>
-            </w:r>
-            <w:r>
-              <w:rPr>
-                <w:szCs w:val="26"/>
-                <w:lang w:val="vi-VN"/>
-              </w:rPr>
-              <w:t xml:space="preserve"> Hà Linh</w:t>
+              <w:lastRenderedPageBreak/>
+              <w:t>[Họ và tên Thư ký 1]</w:t>
             </w:r>
           </w:p>
         </w:tc>
@@ -1216,7 +1118,7 @@
               <w:rPr>
                 <w:szCs w:val="26"/>
               </w:rPr>
-              <w:t>Viện Y học ứng dụng Việt Nam</w:t>
+              <w:t>[Đơn vị công tác]</w:t>
             </w:r>
           </w:p>
         </w:tc>
@@ -1242,20 +1144,7 @@
               <w:rPr>
                 <w:szCs w:val="26"/>
               </w:rPr>
-              <w:t xml:space="preserve"> </w:t>
-            </w:r>
-            <w:r>
-              <w:rPr>
-                <w:szCs w:val="26"/>
-              </w:rPr>
-              <w:t>Trương</w:t>
-            </w:r>
-            <w:r>
-              <w:rPr>
-                <w:szCs w:val="26"/>
-                <w:lang w:val="vi-VN"/>
-              </w:rPr>
-              <w:t xml:space="preserve"> Phan Hồng Hà</w:t>
+              <w:t>[Họ và tên Thư ký 2]</w:t>
             </w:r>
           </w:p>
         </w:tc>
@@ -1274,7 +1163,7 @@
               <w:rPr>
                 <w:szCs w:val="26"/>
               </w:rPr>
-              <w:t>Viện Y học ứng dụng Việt Nam</w:t>
+              <w:t>[Đơn vị công tác]</w:t>
             </w:r>
           </w:p>
         </w:tc>
